--- a/papers/_sources/rope_lepton_masses.docx
+++ b/papers/_sources/rope_lepton_masses.docx
@@ -61,23 +61,6 @@
           <w:szCs w:val="20"/>
         </w:rPr>
         <w:t xml:space="preserve">Global Networking Practice, NTT DATA, Charlotte, NC  ·  palmer100@gmail.com</w:t>
-      </w:r>
-    </w:p>
-    <w:p>
-      <w:pPr>
-        <w:spacing w:after="120" w:before="0" w:line="276"/>
-        <w:jc w:val="center"/>
-      </w:pPr>
-      <w:r>
-        <w:rPr>
-          <w:rFonts w:ascii="Times New Roman" w:cs="Times New Roman" w:eastAsia="Times New Roman" w:hAnsi="Times New Roman"/>
-          <w:i/>
-          <w:iCs/>
-          <w:color w:val="666666"/>
-          <w:sz w:val="18"/>
-          <w:szCs w:val="18"/>
-        </w:rPr>
-        <w:t xml:space="preserve">Programme credit: the core Rope Hypothesis is due to Bill Gaede; this work develops and formalises it.</w:t>
       </w:r>
     </w:p>
     <w:p>
@@ -989,23 +972,6 @@
       </w:r>
     </w:p>
     <w:p>
-      <w:pPr>
-        <w:spacing w:after="160" w:before="0" w:line="276"/>
-        <w:jc w:val="both"/>
-      </w:pPr>
-      <w:r>
-        <w:rPr>
-          <w:rFonts w:ascii="Times New Roman" w:cs="Times New Roman" w:eastAsia="Times New Roman" w:hAnsi="Times New Roman"/>
-          <w:i/>
-          <w:iCs/>
-          <w:color w:val="666666"/>
-          <w:sz w:val="20"/>
-          <w:szCs w:val="20"/>
-        </w:rPr>
-        <w:t xml:space="preserve">Programme credit: the core Rope Hypothesis is due to Bill Gaede. Computational collaboration and drafting by Claude (Anthropic). Correspondence to palmer100@gmail.com.</w:t>
-      </w:r>
-    </w:p>
-    <w:p>
       <w:r>
         <w:rPr>
           <w:b/>
@@ -1029,6 +995,7 @@
         <w:t>Lepton mass ratios via Koide phase</w:t>
       </w:r>
     </w:p>
+    <w:p/>
     <w:p>
       <w:r>
         <w:rPr>
@@ -1038,6 +1005,12 @@
       </w:r>
       <w:r>
         <w:t>Lepton ratios with the model's own Weinberg angle</w:t>
+      </w:r>
+    </w:p>
+    <w:p/>
+    <w:p>
+      <w:r>
+        <w:t>Programme credit: the core Rope Hypothesis is due to Bill Gaede; this work develops and formalises it. Computational collaboration and drafting by Claude (Anthropic). Correspondence to palmer100@gmail.com.</w:t>
       </w:r>
     </w:p>
     <w:sectPr>

--- a/papers/_sources/rope_lepton_masses.docx
+++ b/papers/_sources/rope_lepton_masses.docx
@@ -45,7 +45,7 @@
           <w:sz w:val="22"/>
           <w:szCs w:val="22"/>
         </w:rPr>
-        <w:t xml:space="preserve">Mark Palmer  ·  with computational collaboration by Claude (Anthropic)</w:t>
+        <w:t xml:space="preserve">Mark Palmer · with computational collaboration by Claude (Anthropic)</w:t>
       </w:r>
     </w:p>
     <w:p>
@@ -60,7 +60,7 @@
           <w:sz w:val="20"/>
           <w:szCs w:val="20"/>
         </w:rPr>
-        <w:t xml:space="preserve">Global Networking Practice, NTT DATA, Charlotte, NC  ·  palmer100@gmail.com</w:t>
+        <w:t xml:space="preserve">Charlotte, NC · palmer100@gmail.com</w:t>
       </w:r>
     </w:p>
     <w:p>

--- a/papers/_sources/rope_lepton_masses.docx
+++ b/papers/_sources/rope_lepton_masses.docx
@@ -88,6 +88,20 @@
           <w:szCs w:val="22"/>
         </w:rPr>
         <w:t xml:space="preserve"/>
+      </w:r>
+    </w:p>
+    <w:p>
+      <w:pPr>
+        <w:spacing w:after="160" w:before="0" w:line="276"/>
+        <w:jc w:val="both"/>
+      </w:pPr>
+      <w:r>
+        <w:rPr>
+          <w:rFonts w:ascii="Times New Roman" w:cs="Times New Roman" w:eastAsia="Times New Roman" w:hAnsi="Times New Roman"/>
+          <w:sz w:val="24"/>
+          <w:szCs w:val="24"/>
+        </w:rPr>
+        <w:t xml:space="preserve">Naming note (5 September 2026). This programme is now the Mesh Programme and the theory it develops the mesh framework; 'the rope framework' in earlier revisions reads 'the mesh framework'. 'Rope' remains the name of the two-strand wound object, and the Rope Hypothesis credited to Bill Gaede keeps its name. Identifiers (repository, rope_solver, file names, claim IDs) are unchanged.</w:t>
       </w:r>
     </w:p>
     <w:p>
@@ -118,7 +132,7 @@
           <w:sz w:val="24"/>
           <w:szCs w:val="24"/>
         </w:rPr>
-        <w:t xml:space="preserve">The rope framework suggests a topological origin for the charged-lepton mass ratios through a Koide-type phase relation with coefficient (3+Φ) = 4.618034, where Φ is the golden ratio. Used with the measured Weinberg angle, the relation reproduces the lepton mass ratios to within about one percent: μ/e = 205.8 (measured 206.8) and τ/μ = 16.82 (measured 16.82). We report this success and, with equal prominence, its failure mode: with the rope model’s own predicted Weinberg angle the ratios are badly wrong. The result is a numerically striking CONJECTURE conditional on a measured input, not a derivation. All numbers are outputs of the rope_solver / tests computation in this package, not inserted constants; the lepton-ratio caveat below is pinned in the test suite.</w:t>
+        <w:t xml:space="preserve">The mesh framework suggests a topological origin for the charged-lepton mass ratios through a Koide-type phase relation with coefficient (3+Φ) = 4.618034, where Φ is the golden ratio. Used with the measured Weinberg angle, the relation reproduces the lepton mass ratios to within about one percent: μ/e = 205.8 (measured 206.8) and τ/μ = 16.82 (measured 16.82). We report this success and, with equal prominence, its failure mode: with the rope model’s own predicted Weinberg angle the ratios are badly wrong. The result is a numerically striking CONJECTURE conditional on a measured input, not a derivation. All numbers are outputs of the rope_solver / tests computation in this package, not inserted constants; the lepton-ratio caveat below is pinned in the test suite.</w:t>
       </w:r>
     </w:p>
     <w:p>
@@ -206,7 +220,7 @@
                 <w:sz w:val="22"/>
                 <w:szCs w:val="22"/>
               </w:rPr>
-              <w:t xml:space="preserve">NOT CLAIMED: a first-principles derivation. With the model’s own sin²θ_W the ratios fail; the success is conditional on a measured input. Status: Conjecture.</w:t>
+              <w:t xml:space="preserve">NOT CLAIMED: a first-principles derivation. With the model’s own sin²θ_W the ratios fail; the success is conditional on a measured input. Status: DEMOTED 5 September 2026 (KOIDE-WEINBERG, PM-001) to a KEPT COINCIDENCE: the sensitivity to the input angle is 71. See the Disposition section.</w:t>
             </w:r>
           </w:p>
         </w:tc>
@@ -252,7 +266,7 @@
           <w:sz w:val="24"/>
           <w:szCs w:val="24"/>
         </w:rPr>
-        <w:t xml:space="preserve">The empirical Koide relation among charged-lepton masses is reproduced in a phase parametrisation whose coefficient the rope framework computes as (3+Φ) = 4.618034, with Φ the golden ratio 1.618034. This coefficient is the model’s structural contribution.</w:t>
+        <w:t xml:space="preserve">The empirical Koide relation among charged-lepton masses is reproduced in a phase parametrisation whose coefficient the mesh framework computes as (3+Φ) = 4.618034, with Φ the golden ratio 1.618034. This coefficient is the model’s structural contribution.</w:t>
       </w:r>
     </w:p>
     <w:p>
@@ -866,6 +880,95 @@
         <w:t xml:space="preserve">The lepton mass ratios come out close to experiment ONLY when the measured Weinberg angle sin²θ_W = 0.23122 is used as input. With the rope model’s OWN predicted value sin²θ_W = 1/(3√2) = 0.2357 — itself about 1.9% from the measured value — the ratios fail badly (μ/e jumps from ~206 to ~1605). The mass-ratio success is therefore CONDITIONAL on an externally measured input the model does not itself reproduce accurately. This is a conjecture with a known failure mode, not a derivation, and it is recorded as such in the test suite.</w:t>
       </w:r>
     </w:p>
+    <w:p>
+      <w:pPr>
+        <w:pStyle w:val="Heading1"/>
+        <w:spacing w:after="140" w:before="320"/>
+      </w:pPr>
+      <w:r>
+        <w:rPr>
+          <w:rFonts w:ascii="Times New Roman" w:cs="Times New Roman" w:eastAsia="Times New Roman" w:hAnsi="Times New Roman"/>
+          <w:b/>
+          <w:bCs/>
+          <w:color w:val="1F3864"/>
+          <w:sz w:val="28"/>
+          <w:szCs w:val="28"/>
+        </w:rPr>
+        <w:t xml:space="preserve">Disposition (5 September 2026): demoted to a kept coincidence</w:t>
+      </w:r>
+    </w:p>
+    <w:p>
+      <w:pPr>
+        <w:spacing w:after="160" w:before="0" w:line="276"/>
+        <w:jc w:val="both"/>
+      </w:pPr>
+      <w:r>
+        <w:rPr>
+          <w:rFonts w:ascii="Times New Roman" w:cs="Times New Roman" w:eastAsia="Times New Roman" w:hAnsi="Times New Roman"/>
+          <w:b/>
+          <w:bCs/>
+          <w:sz w:val="24"/>
+          <w:szCs w:val="24"/>
+        </w:rPr>
+        <w:t xml:space="preserve">The sensitivity, computed before any demotion was discussed. </w:t>
+      </w:r>
+      <w:r>
+        <w:rPr>
+          <w:rFonts w:ascii="Times New Roman" w:cs="Times New Roman" w:eastAsia="Times New Roman" w:hAnsi="Times New Roman"/>
+          <w:sz w:val="24"/>
+          <w:szCs w:val="24"/>
+        </w:rPr>
+        <w:t xml:space="preserve">Under this paper's exact construction (√m_k proportional to 1 + √2 cos(φ + 2πk/3) with φ = (3+Φ)θ_W, pinned in rope_solver.particles), d ln(m_μ/m_e) / d ln(sin²θ_W) = 71 at the measured angle, by exact algebra with the angle carried as a symbol and confirmed by finite difference. A 1.94% change in the input moves the muon-to-electron ratio by a factor 7.8. Commission KOIDE-WEINBERG (ITEM 6d) had fixed a threshold of 10 before computing: a relation whose output moves seventyfold per unit relative input is a fit to the input, not a prediction. That is exactly what the pinned failure mode (PM-002) had been saying.</w:t>
+      </w:r>
+    </w:p>
+    <w:p>
+      <w:pPr>
+        <w:spacing w:after="160" w:before="0" w:line="276"/>
+        <w:jc w:val="both"/>
+      </w:pPr>
+      <w:r>
+        <w:rPr>
+          <w:rFonts w:ascii="Times New Roman" w:cs="Times New Roman" w:eastAsia="Times New Roman" w:hAnsi="Times New Roman"/>
+          <w:b/>
+          <w:bCs/>
+          <w:sz w:val="24"/>
+          <w:szCs w:val="24"/>
+        </w:rPr>
+        <w:t xml:space="preserve">The dependency path. </w:t>
+      </w:r>
+      <w:r>
+        <w:rPr>
+          <w:rFonts w:ascii="Times New Roman" w:cs="Times New Roman" w:eastAsia="Times New Roman" w:hAnsi="Times New Roman"/>
+          <w:sz w:val="24"/>
+          <w:szCs w:val="24"/>
+        </w:rPr>
+        <w:t xml:space="preserve">The chain is Koide's empirical parametrisation (external to the framework) plus the identification φ = C θ_W plus C = 3d₀ + d₁/₂ at level k = 3. The d₁/₂ = Φ part is rigorous; the '3 + 1 T-parity mode count' behind C is conjectural by the construction's own docstring; the identification of the Koide phase with the Weinberg angle is a choice. Three choice points and the sensitivity of 71: the registered verdict is PM-DEMOTE. PM-001 leaves Conjecture grade and is kept as a coincidence; PM-002 stands as the pinned failure. Full record: analysis/KOIDE_WEINBERG_results.md.</w:t>
+      </w:r>
+    </w:p>
+    <w:p>
+      <w:pPr>
+        <w:spacing w:after="160" w:before="0" w:line="276"/>
+        <w:jc w:val="both"/>
+      </w:pPr>
+      <w:r>
+        <w:rPr>
+          <w:rFonts w:ascii="Times New Roman" w:cs="Times New Roman" w:eastAsia="Times New Roman" w:hAnsi="Times New Roman"/>
+          <w:b/>
+          <w:bCs/>
+          <w:sz w:val="24"/>
+          <w:szCs w:val="24"/>
+        </w:rPr>
+        <w:t xml:space="preserve">What stands, and what the corpus now says. </w:t>
+      </w:r>
+      <w:r>
+        <w:rPr>
+          <w:rFonts w:ascii="Times New Roman" w:cs="Times New Roman" w:eastAsia="Times New Roman" w:hAnsi="Times New Roman"/>
+          <w:sz w:val="24"/>
+          <w:szCs w:val="24"/>
+        </w:rPr>
+        <w:t xml:space="preserve">The (3+Φ) coefficient stands as the golden-ratio structure it was derived from; the numerical landing with the measured angle stands as a number. The Koide relation's status in the corpus is 'an observed relation among measured masses, not a rope result'. PM-003 (the lepton problem is a three-level excitation spectrum of one knot) is untouched: it says a relation among levels is the right kind of tool, not that this one is it. The Weinberg-angle estimate this relation depended on (EW-001) was demoted in the same commission; the coupled inconsistency between the two entries is closed.</w:t>
+      </w:r>
+    </w:p>
     <w:tbl>
       <w:tblPr>
         <w:tblW w:type="dxa" w:w="9360"/>
@@ -939,7 +1042,7 @@
                 <w:sz w:val="22"/>
                 <w:szCs w:val="22"/>
               </w:rPr>
-              <w:t xml:space="preserve">Lepton ratios to ~1% with MEASURED θ_W — Modeled (Conjecture).</w:t>
+              <w:t xml:space="preserve">Lepton ratios to ~1% with MEASURED θ_W: DEMOTED to a kept coincidence (PM-001, 5 September 2026); sensitivity d ln(m_μ/m_e)/d ln(sin²θ_W) = 71.</w:t>
             </w:r>
           </w:p>
           <w:p>
@@ -989,7 +1092,7 @@
         <w:rPr>
           <w:b/>
         </w:rPr>
-        <w:t xml:space="preserve">• PM-001 [Conjecture]: </w:t>
+        <w:t xml:space="preserve">• PM-001 [Failed: demoted 5 Sep 2026, kept coincidence]: </w:t>
       </w:r>
       <w:r>
         <w:t>Lepton mass ratios via Koide phase</w:t>
